--- a/example-client-iso42001-brief.docx
+++ b/example-client-iso42001-brief.docx
@@ -1029,7 +1029,7 @@
         <w:keepNext/>
       </w:pPr>
       <w:r>
-        <w:t>Readiness snapshot (as of 2026-10-09)</w:t>
+        <w:t>Readiness snapshot (as of 2026-10-10)</w:t>
       </w:r>
     </w:p>
     <w:p>

--- a/example-client-iso42001-brief.docx
+++ b/example-client-iso42001-brief.docx
@@ -1029,7 +1029,7 @@
         <w:keepNext/>
       </w:pPr>
       <w:r>
-        <w:t>Readiness snapshot (as of 2026-10-10)</w:t>
+        <w:t>Readiness snapshot (as of 2026-10-11)</w:t>
       </w:r>
     </w:p>
     <w:p>

--- a/example-client-iso42001-brief.docx
+++ b/example-client-iso42001-brief.docx
@@ -1029,7 +1029,7 @@
         <w:keepNext/>
       </w:pPr>
       <w:r>
-        <w:t>Readiness snapshot (as of 2026-10-11)</w:t>
+        <w:t>Readiness snapshot (as of 2026-10-12)</w:t>
       </w:r>
     </w:p>
     <w:p>

--- a/example-client-iso42001-brief.docx
+++ b/example-client-iso42001-brief.docx
@@ -1029,7 +1029,7 @@
         <w:keepNext/>
       </w:pPr>
       <w:r>
-        <w:t>Readiness snapshot (as of 2026-10-12)</w:t>
+        <w:t>Readiness snapshot (as of 2026-10-13)</w:t>
       </w:r>
     </w:p>
     <w:p>

--- a/example-client-iso42001-brief.docx
+++ b/example-client-iso42001-brief.docx
@@ -1029,7 +1029,7 @@
         <w:keepNext/>
       </w:pPr>
       <w:r>
-        <w:t>Readiness snapshot (as of 2026-10-13)</w:t>
+        <w:t>Readiness snapshot (as of 2026-10-14)</w:t>
       </w:r>
     </w:p>
     <w:p>

--- a/example-client-iso42001-brief.docx
+++ b/example-client-iso42001-brief.docx
@@ -1029,7 +1029,7 @@
         <w:keepNext/>
       </w:pPr>
       <w:r>
-        <w:t>Readiness snapshot (as of 2026-10-14)</w:t>
+        <w:t>Readiness snapshot (as of 2026-10-15)</w:t>
       </w:r>
     </w:p>
     <w:p>

--- a/example-client-iso42001-brief.docx
+++ b/example-client-iso42001-brief.docx
@@ -1029,7 +1029,7 @@
         <w:keepNext/>
       </w:pPr>
       <w:r>
-        <w:t>Readiness snapshot (as of 2026-10-15)</w:t>
+        <w:t>Readiness snapshot (as of 2026-10-16)</w:t>
       </w:r>
     </w:p>
     <w:p>

--- a/example-client-iso42001-brief.docx
+++ b/example-client-iso42001-brief.docx
@@ -1029,7 +1029,7 @@
         <w:keepNext/>
       </w:pPr>
       <w:r>
-        <w:t>Readiness snapshot (as of 2026-10-16)</w:t>
+        <w:t>Readiness snapshot (as of 2026-10-17)</w:t>
       </w:r>
     </w:p>
     <w:p>

--- a/example-client-iso42001-brief.docx
+++ b/example-client-iso42001-brief.docx
@@ -1029,7 +1029,7 @@
         <w:keepNext/>
       </w:pPr>
       <w:r>
-        <w:t>Readiness snapshot (as of 2026-10-17)</w:t>
+        <w:t>Readiness snapshot (as of 2026-10-18)</w:t>
       </w:r>
     </w:p>
     <w:p>

--- a/example-client-iso42001-brief.docx
+++ b/example-client-iso42001-brief.docx
@@ -1029,7 +1029,7 @@
         <w:keepNext/>
       </w:pPr>
       <w:r>
-        <w:t>Readiness snapshot (as of 2026-10-18)</w:t>
+        <w:t>Readiness snapshot (as of 2026-10-19)</w:t>
       </w:r>
     </w:p>
     <w:p>

--- a/example-client-iso42001-brief.docx
+++ b/example-client-iso42001-brief.docx
@@ -1029,7 +1029,7 @@
         <w:keepNext/>
       </w:pPr>
       <w:r>
-        <w:t>Readiness snapshot (as of 2026-10-19)</w:t>
+        <w:t>Readiness snapshot (as of 2026-10-20)</w:t>
       </w:r>
     </w:p>
     <w:p>

--- a/example-client-iso42001-brief.docx
+++ b/example-client-iso42001-brief.docx
@@ -1029,7 +1029,7 @@
         <w:keepNext/>
       </w:pPr>
       <w:r>
-        <w:t>Readiness snapshot (as of 2026-10-20)</w:t>
+        <w:t>Readiness snapshot (as of 2026-10-21)</w:t>
       </w:r>
     </w:p>
     <w:p>

--- a/example-client-iso42001-brief.docx
+++ b/example-client-iso42001-brief.docx
@@ -1029,7 +1029,7 @@
         <w:keepNext/>
       </w:pPr>
       <w:r>
-        <w:t>Readiness snapshot (as of 2026-10-21)</w:t>
+        <w:t>Readiness snapshot (as of 2026-10-22)</w:t>
       </w:r>
     </w:p>
     <w:p>

--- a/example-client-iso42001-brief.docx
+++ b/example-client-iso42001-brief.docx
@@ -1029,7 +1029,7 @@
         <w:keepNext/>
       </w:pPr>
       <w:r>
-        <w:t>Readiness snapshot (as of 2026-10-22)</w:t>
+        <w:t>Readiness snapshot (as of 2026-10-23)</w:t>
       </w:r>
     </w:p>
     <w:p>

--- a/example-client-iso42001-brief.docx
+++ b/example-client-iso42001-brief.docx
@@ -1029,7 +1029,7 @@
         <w:keepNext/>
       </w:pPr>
       <w:r>
-        <w:t>Readiness snapshot (as of 2026-10-23)</w:t>
+        <w:t>Readiness snapshot (as of 2026-10-24)</w:t>
       </w:r>
     </w:p>
     <w:p>

--- a/example-client-iso42001-brief.docx
+++ b/example-client-iso42001-brief.docx
@@ -1029,7 +1029,7 @@
         <w:keepNext/>
       </w:pPr>
       <w:r>
-        <w:t>Readiness snapshot (as of 2026-10-24)</w:t>
+        <w:t>Readiness snapshot (as of 2026-10-25)</w:t>
       </w:r>
     </w:p>
     <w:p>

--- a/example-client-iso42001-brief.docx
+++ b/example-client-iso42001-brief.docx
@@ -1029,7 +1029,7 @@
         <w:keepNext/>
       </w:pPr>
       <w:r>
-        <w:t>Readiness snapshot (as of 2026-10-25)</w:t>
+        <w:t>Readiness snapshot (as of 2026-10-26)</w:t>
       </w:r>
     </w:p>
     <w:p>

--- a/example-client-iso42001-brief.docx
+++ b/example-client-iso42001-brief.docx
@@ -1029,7 +1029,7 @@
         <w:keepNext/>
       </w:pPr>
       <w:r>
-        <w:t>Readiness snapshot (as of 2026-10-26)</w:t>
+        <w:t>Readiness snapshot (as of 2026-10-27)</w:t>
       </w:r>
     </w:p>
     <w:p>

--- a/example-client-iso42001-brief.docx
+++ b/example-client-iso42001-brief.docx
@@ -1029,7 +1029,7 @@
         <w:keepNext/>
       </w:pPr>
       <w:r>
-        <w:t>Readiness snapshot (as of 2026-10-27)</w:t>
+        <w:t>Readiness snapshot (as of 2026-10-28)</w:t>
       </w:r>
     </w:p>
     <w:p>

--- a/example-client-iso42001-brief.docx
+++ b/example-client-iso42001-brief.docx
@@ -1029,7 +1029,7 @@
         <w:keepNext/>
       </w:pPr>
       <w:r>
-        <w:t>Readiness snapshot (as of 2026-10-28)</w:t>
+        <w:t>Readiness snapshot (as of 2026-10-29)</w:t>
       </w:r>
     </w:p>
     <w:p>

--- a/example-client-iso42001-brief.docx
+++ b/example-client-iso42001-brief.docx
@@ -1029,7 +1029,7 @@
         <w:keepNext/>
       </w:pPr>
       <w:r>
-        <w:t>Readiness snapshot (as of 2026-10-29)</w:t>
+        <w:t>Readiness snapshot (as of 2026-10-30)</w:t>
       </w:r>
     </w:p>
     <w:p>

--- a/example-client-iso42001-brief.docx
+++ b/example-client-iso42001-brief.docx
@@ -1029,7 +1029,7 @@
         <w:keepNext/>
       </w:pPr>
       <w:r>
-        <w:t>Readiness snapshot (as of 2026-10-30)</w:t>
+        <w:t>Readiness snapshot (as of 2026-10-31)</w:t>
       </w:r>
     </w:p>
     <w:p>
